--- a/atelier/atelier_056.docx
+++ b/atelier/atelier_056.docx
@@ -501,7 +501,7 @@
         </w:numPr>
       </w:pPr>
       <w:r>
-        <w:t xml:space="preserve">Distinguer freins techniques et freins culturels : les techniques se lèvent par l'outillage (flags #54, slicing #55, deploy auto #53) ; les culturels par la confiance et l'habitude. Confondre les deux fait chercher une solution technique à un problème de peur, ou l'inverse.</w:t>
+        <w:t xml:space="preserve">Distinguer freins techniques et freins culturels : les techniques se lèvent par l'outillage (flags, slicing, deploy auto) ; les culturels par la confiance et l'habitude. Confondre les deux fait chercher une solution technique à un problème de peur, ou l'inverse.</w:t>
       </w:r>
     </w:p>
     <w:p>
